--- a/flow/20230914_vu_template/drafts/2024-11-g/14-ЧТ-ап.Филипа.docx
+++ b/flow/20230914_vu_template/drafts/2024-11-g/14-ЧТ-ап.Филипа.docx
@@ -5032,7 +5032,7 @@
           <w:szCs w:val="24"/>
           <w:rtl w:val="0"/>
         </w:rPr>
-        <w:t xml:space="preserve"> Хто ж тебе не прославлятиме, Пресвята Діво?* Або хто не оспівуватиме твого пречистого Різдва?* Син бо єдинородний, що предвічно засяяв від Отця,* той вийшов з тебе, Чиста, воплотившись несказанно.* Бувши з природи Богом, став задля нас правдивим людинаом;* неподільний на дві особи,* але пізнавальний у двох незлитих природах.* Його моли, чиста Всеблаженна,* щоб помилував душі наші.</w:t>
+        <w:t xml:space="preserve"> Хто ж тебе не прославлятиме, Пресвята Діво?* Або хто не оспівуватиме твого пречистого Різдва?* Син бо єдинородний, що предвічно засяяв від Отця,* той вийшов з тебе, Чиста, воплотившись несказанно.* Бувши з природи Богом, став задля нас правдивим чоловіком;* неподільний на дві особи,* але пізнавальний у двох незлитих природах.* Його моли, чиста Всеблаженна,* щоб помилував душі наші.</w:t>
       </w:r>
     </w:p>
     <w:p>
@@ -14454,7 +14454,7 @@
           <w:szCs w:val="24"/>
           <w:rtl w:val="0"/>
         </w:rPr>
-        <w:t>, уловив невірних, як рибу,* і аж до кінців світу навчив кланятися тобі, Христе Боже, з Отцем і Духом.* Ти, єдиний милостивий і людинаолюбець,* заради нього утверди Церкву твою* і пошли вірним твоє благословення.</w:t>
+        <w:t>, уловив невірних, як рибу,* і аж до кінців світу навчив кланятися тобі, Христе Боже, з Отцем і Духом.* Ти, єдиний милостивий і людинолюбний,* заради нього утверди Церкву твою* і пошли вірним твоє благословення.</w:t>
       </w:r>
     </w:p>
     <w:p>
